--- a/5_semester/ЭВМ/ЭВМ-1.docx
+++ b/5_semester/ЭВМ/ЭВМ-1.docx
@@ -1,6 +1,6 @@
 
 <file path=word/document.xml><?xml version="1.0" encoding="utf-8"?>
-<w:document xmlns:wpc="http://schemas.microsoft.com/office/word/2010/wordprocessingCanvas" xmlns:cx="http://schemas.microsoft.com/office/drawing/2014/chartex" xmlns:cx1="http://schemas.microsoft.com/office/drawing/2015/9/8/chartex" xmlns:cx2="http://schemas.microsoft.com/office/drawing/2015/10/21/chartex" xmlns:cx3="http://schemas.microsoft.com/office/drawing/2016/5/9/chartex" xmlns:cx4="http://schemas.microsoft.com/office/drawing/2016/5/10/chartex" xmlns:cx5="http://schemas.microsoft.com/office/drawing/2016/5/11/chartex" xmlns:cx6="http://schemas.microsoft.com/office/drawing/2016/5/12/chartex" xmlns:cx7="http://schemas.microsoft.com/office/drawing/2016/5/13/chartex" xmlns:cx8="http://schemas.microsoft.com/office/drawing/2016/5/14/chartex" xmlns:mc="http://schemas.openxmlformats.org/markup-compatibility/2006" xmlns:aink="http://schemas.microsoft.com/office/drawing/2016/ink" xmlns:am3d="http://schemas.microsoft.com/office/drawing/2017/model3d" xmlns:o="urn:schemas-microsoft-com:office:office" xmlns:r="http://schemas.openxmlformats.org/officeDocument/2006/relationships" xmlns:m="http://schemas.openxmlformats.org/officeDocument/2006/math" xmlns:v="urn:schemas-microsoft-com:vml" xmlns:wp14="http://schemas.microsoft.com/office/word/2010/wordprocessingDrawing" xmlns:wp="http://schemas.openxmlformats.org/drawingml/2006/wordprocessingDrawing" xmlns:w10="urn:schemas-microsoft-com:office:word" xmlns:w="http://schemas.openxmlformats.org/wordprocessingml/2006/main" xmlns:w14="http://schemas.microsoft.com/office/word/2010/wordml" xmlns:w15="http://schemas.microsoft.com/office/word/2012/wordml" xmlns:w16cid="http://schemas.microsoft.com/office/word/2016/wordml/cid" xmlns:w16se="http://schemas.microsoft.com/office/word/2015/wordml/symex" xmlns:wpg="http://schemas.microsoft.com/office/word/2010/wordprocessingGroup" xmlns:wpi="http://schemas.microsoft.com/office/word/2010/wordprocessingInk" xmlns:wne="http://schemas.microsoft.com/office/word/2006/wordml" xmlns:wps="http://schemas.microsoft.com/office/word/2010/wordprocessingShape" mc:Ignorable="w14 w15 w16se w16cid wp14">
+<w:document xmlns:wpc="http://schemas.microsoft.com/office/word/2010/wordprocessingCanvas" xmlns:cx="http://schemas.microsoft.com/office/drawing/2014/chartex" xmlns:cx1="http://schemas.microsoft.com/office/drawing/2015/9/8/chartex" xmlns:cx2="http://schemas.microsoft.com/office/drawing/2015/10/21/chartex" xmlns:cx3="http://schemas.microsoft.com/office/drawing/2016/5/9/chartex" xmlns:cx4="http://schemas.microsoft.com/office/drawing/2016/5/10/chartex" xmlns:cx5="http://schemas.microsoft.com/office/drawing/2016/5/11/chartex" xmlns:cx6="http://schemas.microsoft.com/office/drawing/2016/5/12/chartex" xmlns:cx7="http://schemas.microsoft.com/office/drawing/2016/5/13/chartex" xmlns:cx8="http://schemas.microsoft.com/office/drawing/2016/5/14/chartex" xmlns:mc="http://schemas.openxmlformats.org/markup-compatibility/2006" xmlns:aink="http://schemas.microsoft.com/office/drawing/2016/ink" xmlns:am3d="http://schemas.microsoft.com/office/drawing/2017/model3d" xmlns:o="urn:schemas-microsoft-com:office:office" xmlns:oel="http://schemas.microsoft.com/office/2019/extlst" xmlns:r="http://schemas.openxmlformats.org/officeDocument/2006/relationships" xmlns:m="http://schemas.openxmlformats.org/officeDocument/2006/math" xmlns:v="urn:schemas-microsoft-com:vml" xmlns:wp14="http://schemas.microsoft.com/office/word/2010/wordprocessingDrawing" xmlns:wp="http://schemas.openxmlformats.org/drawingml/2006/wordprocessingDrawing" xmlns:w10="urn:schemas-microsoft-com:office:word" xmlns:w="http://schemas.openxmlformats.org/wordprocessingml/2006/main" xmlns:w14="http://schemas.microsoft.com/office/word/2010/wordml" xmlns:w15="http://schemas.microsoft.com/office/word/2012/wordml" xmlns:w16cex="http://schemas.microsoft.com/office/word/2018/wordml/cex" xmlns:w16cid="http://schemas.microsoft.com/office/word/2016/wordml/cid" xmlns:w16="http://schemas.microsoft.com/office/word/2018/wordml" xmlns:w16sdtdh="http://schemas.microsoft.com/office/word/2020/wordml/sdtdatahash" xmlns:w16se="http://schemas.microsoft.com/office/word/2015/wordml/symex" xmlns:wpg="http://schemas.microsoft.com/office/word/2010/wordprocessingGroup" xmlns:wpi="http://schemas.microsoft.com/office/word/2010/wordprocessingInk" xmlns:wne="http://schemas.microsoft.com/office/word/2006/wordml" xmlns:wps="http://schemas.microsoft.com/office/word/2010/wordprocessingShape" mc:Ignorable="w14 w15 w16se w16cid w16 w16cex w16sdtdh wp14">
   <w:body>
     <w:p>
       <w:pPr>
@@ -1507,21 +1507,7 @@
                 <w:rStyle w:val="a7"/>
                 <w:bCs/>
               </w:rPr>
-              <w:t>3 Ход вып</w:t>
-            </w:r>
-            <w:r>
-              <w:rPr>
-                <w:rStyle w:val="a7"/>
-                <w:bCs/>
-              </w:rPr>
-              <w:t>о</w:t>
-            </w:r>
-            <w:r>
-              <w:rPr>
-                <w:rStyle w:val="a7"/>
-                <w:bCs/>
-              </w:rPr>
-              <w:t>лнения задания</w:t>
+              <w:t>3 Ход выполнения задания</w:t>
             </w:r>
             <w:r>
               <w:rPr>
@@ -1746,8 +1732,8 @@
           <w:szCs w:val="28"/>
         </w:rPr>
       </w:pPr>
-      <w:bookmarkStart w:id="4" w:name="_Toc145966786"/>
-      <w:bookmarkStart w:id="5" w:name="_Toc210665321"/>
+      <w:bookmarkStart w:id="4" w:name="_Toc210665321"/>
+      <w:bookmarkStart w:id="5" w:name="_Toc145966786"/>
       <w:r>
         <w:rPr>
           <w:b/>
@@ -1767,7 +1753,7 @@
         </w:rPr>
         <w:t>Задание</w:t>
       </w:r>
-      <w:bookmarkEnd w:id="5"/>
+      <w:bookmarkEnd w:id="4"/>
     </w:p>
     <w:p>
       <w:pPr>
@@ -1815,15 +1801,13 @@
         </w:rPr>
         <w:t xml:space="preserve">1 </w:t>
       </w:r>
-      <w:proofErr w:type="gramStart"/>
-      <w:r>
-        <w:rPr>
-          <w:sz w:val="28"/>
-          <w:szCs w:val="28"/>
-        </w:rPr>
-        <w:t>=  87</w:t>
-      </w:r>
-      <w:proofErr w:type="gramEnd"/>
+      <w:r>
+        <w:rPr>
+          <w:sz w:val="28"/>
+          <w:szCs w:val="28"/>
+        </w:rPr>
+        <w:t>= 87</w:t>
+      </w:r>
       <w:r>
         <w:rPr>
           <w:sz w:val="28"/>
@@ -1984,7 +1968,7 @@
       </w:r>
       <w:bookmarkEnd w:id="6"/>
     </w:p>
-    <w:bookmarkEnd w:id="4"/>
+    <w:bookmarkEnd w:id="5"/>
     <w:p>
       <w:pPr>
         <w:spacing w:line="360" w:lineRule="auto"/>
@@ -2176,25 +2160,7 @@
           <w:sz w:val="28"/>
           <w:szCs w:val="28"/>
         </w:rPr>
-        <w:t>В шестнадцатеричной системе счисления: целая часть 87 переводится делением на 16: 87 ÷ 16 = 5 остаток 7; 5 ÷ 16 = 0 остаток 5, читаем в обратном порядке и получаем 57. Для дробной части 0,18 умножаем на 16 два раза: 0,18 × 16 = 2,88 целая часть 2; 0,88 × 16 = 14,08 целая часть 14, что в шестнадцатеричной соответствует E. Дробная часть 2E, значит W = 57.2</w:t>
-      </w:r>
-      <w:proofErr w:type="gramStart"/>
-      <w:r>
-        <w:rPr>
-          <w:bCs/>
-          <w:sz w:val="28"/>
-          <w:szCs w:val="28"/>
-        </w:rPr>
-        <w:t>E(</w:t>
-      </w:r>
-      <w:proofErr w:type="gramEnd"/>
-      <w:r>
-        <w:rPr>
-          <w:bCs/>
-          <w:sz w:val="28"/>
-          <w:szCs w:val="28"/>
-        </w:rPr>
-        <w:t>16).</w:t>
+        <w:t>В шестнадцатеричной системе счисления: целая часть 87 переводится делением на 16: 87 ÷ 16 = 5 остаток 7; 5 ÷ 16 = 0 остаток 5, читаем в обратном порядке и получаем 57. Для дробной части 0,18 умножаем на 16 два раза: 0,18 × 16 = 2,88 целая часть 2; 0,88 × 16 = 14,08 целая часть 14, что в шестнадцатеричной соответствует E. Дробная часть 2E, значит W = 57.2E(16).</w:t>
       </w:r>
     </w:p>
     <w:p>
@@ -2206,7 +2172,6 @@
           <w:bCs/>
           <w:sz w:val="28"/>
           <w:szCs w:val="28"/>
-          <w:lang w:val="en-US"/>
         </w:rPr>
       </w:pPr>
       <w:r>
@@ -2222,7 +2187,6 @@
           <w:bCs/>
           <w:sz w:val="28"/>
           <w:szCs w:val="28"/>
-          <w:lang w:val="en-US"/>
         </w:rPr>
         <w:t>:</w:t>
       </w:r>
@@ -2251,7 +2215,6 @@
           <w:bCs/>
           <w:sz w:val="28"/>
           <w:szCs w:val="28"/>
-          <w:lang w:val="en-US"/>
         </w:rPr>
         <w:t xml:space="preserve"> 1010111.001011₂. </w:t>
       </w:r>
@@ -2268,7 +2231,6 @@
           <w:bCs/>
           <w:sz w:val="28"/>
           <w:szCs w:val="28"/>
-          <w:lang w:val="en-US"/>
         </w:rPr>
         <w:t xml:space="preserve"> </w:t>
       </w:r>
@@ -2285,7 +2247,6 @@
           <w:bCs/>
           <w:sz w:val="28"/>
           <w:szCs w:val="28"/>
-          <w:lang w:val="en-US"/>
         </w:rPr>
         <w:t xml:space="preserve">: 1·2⁶ + 0·2⁵ + 1·2⁴ + 0·2³ + 1·2² + 1·2¹ + 1·2⁰ = 87. </w:t>
       </w:r>
@@ -2302,7 +2263,6 @@
           <w:bCs/>
           <w:sz w:val="28"/>
           <w:szCs w:val="28"/>
-          <w:lang w:val="en-US"/>
         </w:rPr>
         <w:t xml:space="preserve"> </w:t>
       </w:r>
@@ -2319,7 +2279,6 @@
           <w:bCs/>
           <w:sz w:val="28"/>
           <w:szCs w:val="28"/>
-          <w:lang w:val="en-US"/>
         </w:rPr>
         <w:t xml:space="preserve"> (</w:t>
       </w:r>
@@ -2336,7 +2295,6 @@
           <w:bCs/>
           <w:sz w:val="28"/>
           <w:szCs w:val="28"/>
-          <w:lang w:val="en-US"/>
         </w:rPr>
         <w:t xml:space="preserve"> </w:t>
       </w:r>
@@ -2353,7 +2311,6 @@
           <w:bCs/>
           <w:sz w:val="28"/>
           <w:szCs w:val="28"/>
-          <w:lang w:val="en-US"/>
         </w:rPr>
         <w:t xml:space="preserve">) = 0·2⁻¹ + 0·2⁻² + 1·2⁻³ + 0·2⁻⁴ + 1·2⁻⁵ + 1·2⁻⁶ = 0 + 0 + 1/8 + 0 + 1/32 + 1/64 = 0.171875. </w:t>
       </w:r>
@@ -2392,25 +2349,7 @@
           <w:szCs w:val="28"/>
         </w:rPr>
         <w:lastRenderedPageBreak/>
-        <w:t>0.171875. Всего 87.171875. Разница относительно 87.18: −0.008125. (совпадает с двоичным — ожидаемо, потому что 8 = 2</w:t>
-      </w:r>
-      <w:proofErr w:type="gramStart"/>
-      <w:r>
-        <w:rPr>
-          <w:bCs/>
-          <w:sz w:val="28"/>
-          <w:szCs w:val="28"/>
-        </w:rPr>
-        <w:t>³</w:t>
-      </w:r>
-      <w:proofErr w:type="gramEnd"/>
-      <w:r>
-        <w:rPr>
-          <w:bCs/>
-          <w:sz w:val="28"/>
-          <w:szCs w:val="28"/>
-        </w:rPr>
-        <w:t xml:space="preserve"> и мы брали соответствующую точность)</w:t>
+        <w:t>0.171875. Всего 87.171875. Разница относительно 87.18: −0.008125. (совпадает с двоичным — ожидаемо, потому что 8 = 2³ и мы брали соответствующую точность)</w:t>
       </w:r>
     </w:p>
     <w:p>
@@ -2442,7 +2381,6 @@
           <w:bCs/>
           <w:sz w:val="28"/>
           <w:szCs w:val="28"/>
-          <w:lang w:val="en-US"/>
         </w:rPr>
       </w:pPr>
     </w:p>
@@ -2455,7 +2393,6 @@
           <w:bCs/>
           <w:sz w:val="28"/>
           <w:szCs w:val="28"/>
-          <w:lang w:val="en-US"/>
         </w:rPr>
       </w:pPr>
       <w:r>
@@ -2489,7 +2426,6 @@
           <w:bCs/>
           <w:sz w:val="28"/>
           <w:szCs w:val="28"/>
-          <w:lang w:val="en-US"/>
         </w:rPr>
         <w:t>:</w:t>
       </w:r>
@@ -2575,7 +2511,6 @@
           <w:bCs/>
           <w:sz w:val="28"/>
           <w:szCs w:val="28"/>
-          <w:lang w:val="en-US"/>
         </w:rPr>
       </w:pPr>
       <w:r>
@@ -2591,7 +2526,6 @@
           <w:bCs/>
           <w:sz w:val="28"/>
           <w:szCs w:val="28"/>
-          <w:lang w:val="en-US"/>
         </w:rPr>
         <w:t>:</w:t>
       </w:r>
@@ -2614,7 +2548,33 @@
           <w:szCs w:val="28"/>
         </w:rPr>
         <w:lastRenderedPageBreak/>
-        <w:t>В двоичной системе (формат байта, 8 бит) используем представления +A1 = 01010111 (87), +A2 = 00010010 (18), −A1 = 10101001 (доп. код для −87), −A2 = 11101110 (доп. код для −18). Выполним сложения побитно (перенос из старшего бита отбрасываем): A1 + A2 = 01010111 + 00010010 = 01101001₂ = 0x69 = 105₁₀; (−A1) + A2 = 10101001 + 00010010 = 10111011₂. Так как старший бит 1, это отрицательное число: инверсия 01000100, +1 → 01000101 = 0x45 = 69, значит 10111011₂ = −69₁₀; A1 − A2 = 01010111 + 11101110 = 01000101₂ = 0x45 = 69₁₀; (−A1) − A2 = 10101001 + 11101110 = 10010111₂ = 0x97, которое в дополнительном коде равно −105₁₀. Итог (десятичные): 105, −69, 69, −105.</w:t>
+        <w:t>В двоичной системе (ф</w:t>
+      </w:r>
+      <w:r>
+        <w:rPr>
+          <w:bCs/>
+          <w:sz w:val="28"/>
+          <w:szCs w:val="28"/>
+        </w:rPr>
+        <w:tab/>
+      </w:r>
+      <w:proofErr w:type="spellStart"/>
+      <w:r>
+        <w:rPr>
+          <w:bCs/>
+          <w:sz w:val="28"/>
+          <w:szCs w:val="28"/>
+        </w:rPr>
+        <w:t>ормат</w:t>
+      </w:r>
+      <w:proofErr w:type="spellEnd"/>
+      <w:r>
+        <w:rPr>
+          <w:bCs/>
+          <w:sz w:val="28"/>
+          <w:szCs w:val="28"/>
+        </w:rPr>
+        <w:t xml:space="preserve"> байта, 8 бит) используем представления +A1 = 01010111 (87), +A2 = 00010010 (18), −A1 = 10101001 (доп. код для −87), −A2 = 11101110 (доп. код для −18). Выполним сложения побитно (перенос из старшего бита отбрасываем): A1 + A2 = 01010111 + 00010010 = 01101001₂ = 0x69 = 105₁₀; (−A1) + A2 = 10101001 + 00010010 = 10111011₂. Так как старший бит 1, это отрицательное число: инверсия 01000100, +1 → 01000101 = 0x45 = 69, значит 10111011₂ = −69₁₀; A1 − A2 = 01010111 + 11101110 = 01000101₂ = 0x45 = 69₁₀; (−A1) − A2 = 10101001 + 11101110 = 10010111₂ = 0x97, которое в дополнительном коде равно −105₁₀. Итог (десятичные): 105, −69, 69, −105.</w:t>
       </w:r>
     </w:p>
     <w:p>
@@ -2626,6 +2586,7 @@
           <w:bCs/>
           <w:sz w:val="28"/>
           <w:szCs w:val="28"/>
+          <w:lang w:val="en-GB"/>
         </w:rPr>
       </w:pPr>
       <w:r>
@@ -2851,16 +2812,7 @@
           <w:sz w:val="28"/>
           <w:szCs w:val="28"/>
         </w:rPr>
-        <w:t xml:space="preserve">При выполнении арифметических </w:t>
-      </w:r>
-      <w:bookmarkStart w:id="8" w:name="_GoBack"/>
-      <w:bookmarkEnd w:id="8"/>
-      <w:r>
-        <w:rPr>
-          <w:sz w:val="28"/>
-          <w:szCs w:val="28"/>
-        </w:rPr>
-        <w:t>операций A1 + A2, (−A1) + A2, A1 − A2 и (−A1) − A2 результаты во всех системах счисления совпали после перевода в десятичную систему, что подтверждает эквивалентность вычислений независимо от используемой системы. Работа позволила на практике понять принципы двоичного представления данных в ЭВМ и механизм работы с дополнительным кодом при выполнении арифметических операций над знаковыми числами.</w:t>
+        <w:t>При выполнении арифметических операций A1 + A2, (−A1) + A2, A1 − A2 и (−A1) − A2 результаты во всех системах счисления совпали после перевода в десятичную систему, что подтверждает эквивалентность вычислений независимо от используемой системы. Работа позволила на практике понять принципы двоичного представления данных в ЭВМ и механизм работы с дополнительным кодом при выполнении арифметических операций над знаковыми числами.</w:t>
       </w:r>
     </w:p>
     <w:p>
@@ -2891,7 +2843,7 @@
 </file>
 
 <file path=word/endnotes.xml><?xml version="1.0" encoding="utf-8"?>
-<w:endnotes xmlns:wpc="http://schemas.microsoft.com/office/word/2010/wordprocessingCanvas" xmlns:cx="http://schemas.microsoft.com/office/drawing/2014/chartex" xmlns:cx1="http://schemas.microsoft.com/office/drawing/2015/9/8/chartex" xmlns:cx2="http://schemas.microsoft.com/office/drawing/2015/10/21/chartex" xmlns:cx3="http://schemas.microsoft.com/office/drawing/2016/5/9/chartex" xmlns:cx4="http://schemas.microsoft.com/office/drawing/2016/5/10/chartex" xmlns:cx5="http://schemas.microsoft.com/office/drawing/2016/5/11/chartex" xmlns:cx6="http://schemas.microsoft.com/office/drawing/2016/5/12/chartex" xmlns:cx7="http://schemas.microsoft.com/office/drawing/2016/5/13/chartex" xmlns:cx8="http://schemas.microsoft.com/office/drawing/2016/5/14/chartex" xmlns:mc="http://schemas.openxmlformats.org/markup-compatibility/2006" xmlns:aink="http://schemas.microsoft.com/office/drawing/2016/ink" xmlns:am3d="http://schemas.microsoft.com/office/drawing/2017/model3d" xmlns:o="urn:schemas-microsoft-com:office:office" xmlns:r="http://schemas.openxmlformats.org/officeDocument/2006/relationships" xmlns:m="http://schemas.openxmlformats.org/officeDocument/2006/math" xmlns:v="urn:schemas-microsoft-com:vml" xmlns:wp14="http://schemas.microsoft.com/office/word/2010/wordprocessingDrawing" xmlns:wp="http://schemas.openxmlformats.org/drawingml/2006/wordprocessingDrawing" xmlns:w10="urn:schemas-microsoft-com:office:word" xmlns:w="http://schemas.openxmlformats.org/wordprocessingml/2006/main" xmlns:w14="http://schemas.microsoft.com/office/word/2010/wordml" xmlns:w15="http://schemas.microsoft.com/office/word/2012/wordml" xmlns:w16cid="http://schemas.microsoft.com/office/word/2016/wordml/cid" xmlns:w16se="http://schemas.microsoft.com/office/word/2015/wordml/symex" xmlns:wpg="http://schemas.microsoft.com/office/word/2010/wordprocessingGroup" xmlns:wpi="http://schemas.microsoft.com/office/word/2010/wordprocessingInk" xmlns:wne="http://schemas.microsoft.com/office/word/2006/wordml" xmlns:wps="http://schemas.microsoft.com/office/word/2010/wordprocessingShape" mc:Ignorable="w14 w15 w16se w16cid wp14">
+<w:endnotes xmlns:wpc="http://schemas.microsoft.com/office/word/2010/wordprocessingCanvas" xmlns:cx="http://schemas.microsoft.com/office/drawing/2014/chartex" xmlns:cx1="http://schemas.microsoft.com/office/drawing/2015/9/8/chartex" xmlns:cx2="http://schemas.microsoft.com/office/drawing/2015/10/21/chartex" xmlns:cx3="http://schemas.microsoft.com/office/drawing/2016/5/9/chartex" xmlns:cx4="http://schemas.microsoft.com/office/drawing/2016/5/10/chartex" xmlns:cx5="http://schemas.microsoft.com/office/drawing/2016/5/11/chartex" xmlns:cx6="http://schemas.microsoft.com/office/drawing/2016/5/12/chartex" xmlns:cx7="http://schemas.microsoft.com/office/drawing/2016/5/13/chartex" xmlns:cx8="http://schemas.microsoft.com/office/drawing/2016/5/14/chartex" xmlns:mc="http://schemas.openxmlformats.org/markup-compatibility/2006" xmlns:aink="http://schemas.microsoft.com/office/drawing/2016/ink" xmlns:am3d="http://schemas.microsoft.com/office/drawing/2017/model3d" xmlns:o="urn:schemas-microsoft-com:office:office" xmlns:oel="http://schemas.microsoft.com/office/2019/extlst" xmlns:r="http://schemas.openxmlformats.org/officeDocument/2006/relationships" xmlns:m="http://schemas.openxmlformats.org/officeDocument/2006/math" xmlns:v="urn:schemas-microsoft-com:vml" xmlns:wp14="http://schemas.microsoft.com/office/word/2010/wordprocessingDrawing" xmlns:wp="http://schemas.openxmlformats.org/drawingml/2006/wordprocessingDrawing" xmlns:w10="urn:schemas-microsoft-com:office:word" xmlns:w="http://schemas.openxmlformats.org/wordprocessingml/2006/main" xmlns:w14="http://schemas.microsoft.com/office/word/2010/wordml" xmlns:w15="http://schemas.microsoft.com/office/word/2012/wordml" xmlns:w16cex="http://schemas.microsoft.com/office/word/2018/wordml/cex" xmlns:w16cid="http://schemas.microsoft.com/office/word/2016/wordml/cid" xmlns:w16="http://schemas.microsoft.com/office/word/2018/wordml" xmlns:w16sdtdh="http://schemas.microsoft.com/office/word/2020/wordml/sdtdatahash" xmlns:w16se="http://schemas.microsoft.com/office/word/2015/wordml/symex" xmlns:wpg="http://schemas.microsoft.com/office/word/2010/wordprocessingGroup" xmlns:wpi="http://schemas.microsoft.com/office/word/2010/wordprocessingInk" xmlns:wne="http://schemas.microsoft.com/office/word/2006/wordml" xmlns:wps="http://schemas.microsoft.com/office/word/2010/wordprocessingShape" mc:Ignorable="w14 w15 w16se w16cid w16 w16cex w16sdtdh wp14">
   <w:endnote w:type="separator" w:id="-1">
     <w:p>
       <w:r>
@@ -2910,7 +2862,7 @@
 </file>
 
 <file path=word/footer1.xml><?xml version="1.0" encoding="utf-8"?>
-<w:ftr xmlns:wpc="http://schemas.microsoft.com/office/word/2010/wordprocessingCanvas" xmlns:cx="http://schemas.microsoft.com/office/drawing/2014/chartex" xmlns:cx1="http://schemas.microsoft.com/office/drawing/2015/9/8/chartex" xmlns:cx2="http://schemas.microsoft.com/office/drawing/2015/10/21/chartex" xmlns:cx3="http://schemas.microsoft.com/office/drawing/2016/5/9/chartex" xmlns:cx4="http://schemas.microsoft.com/office/drawing/2016/5/10/chartex" xmlns:cx5="http://schemas.microsoft.com/office/drawing/2016/5/11/chartex" xmlns:cx6="http://schemas.microsoft.com/office/drawing/2016/5/12/chartex" xmlns:cx7="http://schemas.microsoft.com/office/drawing/2016/5/13/chartex" xmlns:cx8="http://schemas.microsoft.com/office/drawing/2016/5/14/chartex" xmlns:mc="http://schemas.openxmlformats.org/markup-compatibility/2006" xmlns:aink="http://schemas.microsoft.com/office/drawing/2016/ink" xmlns:am3d="http://schemas.microsoft.com/office/drawing/2017/model3d" xmlns:o="urn:schemas-microsoft-com:office:office" xmlns:r="http://schemas.openxmlformats.org/officeDocument/2006/relationships" xmlns:m="http://schemas.openxmlformats.org/officeDocument/2006/math" xmlns:v="urn:schemas-microsoft-com:vml" xmlns:wp14="http://schemas.microsoft.com/office/word/2010/wordprocessingDrawing" xmlns:wp="http://schemas.openxmlformats.org/drawingml/2006/wordprocessingDrawing" xmlns:w10="urn:schemas-microsoft-com:office:word" xmlns:w="http://schemas.openxmlformats.org/wordprocessingml/2006/main" xmlns:w14="http://schemas.microsoft.com/office/word/2010/wordml" xmlns:w15="http://schemas.microsoft.com/office/word/2012/wordml" xmlns:w16cid="http://schemas.microsoft.com/office/word/2016/wordml/cid" xmlns:w16se="http://schemas.microsoft.com/office/word/2015/wordml/symex" xmlns:wpg="http://schemas.microsoft.com/office/word/2010/wordprocessingGroup" xmlns:wpi="http://schemas.microsoft.com/office/word/2010/wordprocessingInk" xmlns:wne="http://schemas.microsoft.com/office/word/2006/wordml" xmlns:wps="http://schemas.microsoft.com/office/word/2010/wordprocessingShape" mc:Ignorable="w14 w15 w16se w16cid wp14">
+<w:ftr xmlns:wpc="http://schemas.microsoft.com/office/word/2010/wordprocessingCanvas" xmlns:cx="http://schemas.microsoft.com/office/drawing/2014/chartex" xmlns:cx1="http://schemas.microsoft.com/office/drawing/2015/9/8/chartex" xmlns:cx2="http://schemas.microsoft.com/office/drawing/2015/10/21/chartex" xmlns:cx3="http://schemas.microsoft.com/office/drawing/2016/5/9/chartex" xmlns:cx4="http://schemas.microsoft.com/office/drawing/2016/5/10/chartex" xmlns:cx5="http://schemas.microsoft.com/office/drawing/2016/5/11/chartex" xmlns:cx6="http://schemas.microsoft.com/office/drawing/2016/5/12/chartex" xmlns:cx7="http://schemas.microsoft.com/office/drawing/2016/5/13/chartex" xmlns:cx8="http://schemas.microsoft.com/office/drawing/2016/5/14/chartex" xmlns:mc="http://schemas.openxmlformats.org/markup-compatibility/2006" xmlns:aink="http://schemas.microsoft.com/office/drawing/2016/ink" xmlns:am3d="http://schemas.microsoft.com/office/drawing/2017/model3d" xmlns:o="urn:schemas-microsoft-com:office:office" xmlns:oel="http://schemas.microsoft.com/office/2019/extlst" xmlns:r="http://schemas.openxmlformats.org/officeDocument/2006/relationships" xmlns:m="http://schemas.openxmlformats.org/officeDocument/2006/math" xmlns:v="urn:schemas-microsoft-com:vml" xmlns:wp14="http://schemas.microsoft.com/office/word/2010/wordprocessingDrawing" xmlns:wp="http://schemas.openxmlformats.org/drawingml/2006/wordprocessingDrawing" xmlns:w10="urn:schemas-microsoft-com:office:word" xmlns:w="http://schemas.openxmlformats.org/wordprocessingml/2006/main" xmlns:w14="http://schemas.microsoft.com/office/word/2010/wordml" xmlns:w15="http://schemas.microsoft.com/office/word/2012/wordml" xmlns:w16cex="http://schemas.microsoft.com/office/word/2018/wordml/cex" xmlns:w16cid="http://schemas.microsoft.com/office/word/2016/wordml/cid" xmlns:w16="http://schemas.microsoft.com/office/word/2018/wordml" xmlns:w16sdtdh="http://schemas.microsoft.com/office/word/2020/wordml/sdtdatahash" xmlns:w16se="http://schemas.microsoft.com/office/word/2015/wordml/symex" xmlns:wpg="http://schemas.microsoft.com/office/word/2010/wordprocessingGroup" xmlns:wpi="http://schemas.microsoft.com/office/word/2010/wordprocessingInk" xmlns:wne="http://schemas.microsoft.com/office/word/2006/wordml" xmlns:wps="http://schemas.microsoft.com/office/word/2010/wordprocessingShape" mc:Ignorable="w14 w15 w16se w16cid w16 w16cex w16sdtdh wp14">
   <w:p>
     <w:pPr>
       <w:pStyle w:val="a3"/>
@@ -3073,7 +3025,7 @@
 </file>
 
 <file path=word/footer2.xml><?xml version="1.0" encoding="utf-8"?>
-<w:ftr xmlns:wpc="http://schemas.microsoft.com/office/word/2010/wordprocessingCanvas" xmlns:cx="http://schemas.microsoft.com/office/drawing/2014/chartex" xmlns:cx1="http://schemas.microsoft.com/office/drawing/2015/9/8/chartex" xmlns:cx2="http://schemas.microsoft.com/office/drawing/2015/10/21/chartex" xmlns:cx3="http://schemas.microsoft.com/office/drawing/2016/5/9/chartex" xmlns:cx4="http://schemas.microsoft.com/office/drawing/2016/5/10/chartex" xmlns:cx5="http://schemas.microsoft.com/office/drawing/2016/5/11/chartex" xmlns:cx6="http://schemas.microsoft.com/office/drawing/2016/5/12/chartex" xmlns:cx7="http://schemas.microsoft.com/office/drawing/2016/5/13/chartex" xmlns:cx8="http://schemas.microsoft.com/office/drawing/2016/5/14/chartex" xmlns:mc="http://schemas.openxmlformats.org/markup-compatibility/2006" xmlns:aink="http://schemas.microsoft.com/office/drawing/2016/ink" xmlns:am3d="http://schemas.microsoft.com/office/drawing/2017/model3d" xmlns:o="urn:schemas-microsoft-com:office:office" xmlns:r="http://schemas.openxmlformats.org/officeDocument/2006/relationships" xmlns:m="http://schemas.openxmlformats.org/officeDocument/2006/math" xmlns:v="urn:schemas-microsoft-com:vml" xmlns:wp14="http://schemas.microsoft.com/office/word/2010/wordprocessingDrawing" xmlns:wp="http://schemas.openxmlformats.org/drawingml/2006/wordprocessingDrawing" xmlns:w10="urn:schemas-microsoft-com:office:word" xmlns:w="http://schemas.openxmlformats.org/wordprocessingml/2006/main" xmlns:w14="http://schemas.microsoft.com/office/word/2010/wordml" xmlns:w15="http://schemas.microsoft.com/office/word/2012/wordml" xmlns:w16cid="http://schemas.microsoft.com/office/word/2016/wordml/cid" xmlns:w16se="http://schemas.microsoft.com/office/word/2015/wordml/symex" xmlns:wpg="http://schemas.microsoft.com/office/word/2010/wordprocessingGroup" xmlns:wpi="http://schemas.microsoft.com/office/word/2010/wordprocessingInk" xmlns:wne="http://schemas.microsoft.com/office/word/2006/wordml" xmlns:wps="http://schemas.microsoft.com/office/word/2010/wordprocessingShape" mc:Ignorable="w14 w15 w16se w16cid wp14">
+<w:ftr xmlns:wpc="http://schemas.microsoft.com/office/word/2010/wordprocessingCanvas" xmlns:cx="http://schemas.microsoft.com/office/drawing/2014/chartex" xmlns:cx1="http://schemas.microsoft.com/office/drawing/2015/9/8/chartex" xmlns:cx2="http://schemas.microsoft.com/office/drawing/2015/10/21/chartex" xmlns:cx3="http://schemas.microsoft.com/office/drawing/2016/5/9/chartex" xmlns:cx4="http://schemas.microsoft.com/office/drawing/2016/5/10/chartex" xmlns:cx5="http://schemas.microsoft.com/office/drawing/2016/5/11/chartex" xmlns:cx6="http://schemas.microsoft.com/office/drawing/2016/5/12/chartex" xmlns:cx7="http://schemas.microsoft.com/office/drawing/2016/5/13/chartex" xmlns:cx8="http://schemas.microsoft.com/office/drawing/2016/5/14/chartex" xmlns:mc="http://schemas.openxmlformats.org/markup-compatibility/2006" xmlns:aink="http://schemas.microsoft.com/office/drawing/2016/ink" xmlns:am3d="http://schemas.microsoft.com/office/drawing/2017/model3d" xmlns:o="urn:schemas-microsoft-com:office:office" xmlns:oel="http://schemas.microsoft.com/office/2019/extlst" xmlns:r="http://schemas.openxmlformats.org/officeDocument/2006/relationships" xmlns:m="http://schemas.openxmlformats.org/officeDocument/2006/math" xmlns:v="urn:schemas-microsoft-com:vml" xmlns:wp14="http://schemas.microsoft.com/office/word/2010/wordprocessingDrawing" xmlns:wp="http://schemas.openxmlformats.org/drawingml/2006/wordprocessingDrawing" xmlns:w10="urn:schemas-microsoft-com:office:word" xmlns:w="http://schemas.openxmlformats.org/wordprocessingml/2006/main" xmlns:w14="http://schemas.microsoft.com/office/word/2010/wordml" xmlns:w15="http://schemas.microsoft.com/office/word/2012/wordml" xmlns:w16cex="http://schemas.microsoft.com/office/word/2018/wordml/cex" xmlns:w16cid="http://schemas.microsoft.com/office/word/2016/wordml/cid" xmlns:w16="http://schemas.microsoft.com/office/word/2018/wordml" xmlns:w16sdtdh="http://schemas.microsoft.com/office/word/2020/wordml/sdtdatahash" xmlns:w16se="http://schemas.microsoft.com/office/word/2015/wordml/symex" xmlns:wpg="http://schemas.microsoft.com/office/word/2010/wordprocessingGroup" xmlns:wpi="http://schemas.microsoft.com/office/word/2010/wordprocessingInk" xmlns:wne="http://schemas.microsoft.com/office/word/2006/wordml" xmlns:wps="http://schemas.microsoft.com/office/word/2010/wordprocessingShape" mc:Ignorable="w14 w15 w16se w16cid w16 w16cex w16sdtdh wp14">
   <w:sdt>
     <w:sdtPr>
       <w:rPr>
@@ -3085,11 +3037,6 @@
         <w:docPartUnique/>
       </w:docPartObj>
     </w:sdtPr>
-    <w:sdtEndPr>
-      <w:rPr>
-        <w:rStyle w:val="a4"/>
-      </w:rPr>
-    </w:sdtEndPr>
     <w:sdtContent>
       <w:p>
         <w:pPr>
@@ -3130,7 +3077,7 @@
 </file>
 
 <file path=word/footer3.xml><?xml version="1.0" encoding="utf-8"?>
-<w:ftr xmlns:wpc="http://schemas.microsoft.com/office/word/2010/wordprocessingCanvas" xmlns:cx="http://schemas.microsoft.com/office/drawing/2014/chartex" xmlns:cx1="http://schemas.microsoft.com/office/drawing/2015/9/8/chartex" xmlns:cx2="http://schemas.microsoft.com/office/drawing/2015/10/21/chartex" xmlns:cx3="http://schemas.microsoft.com/office/drawing/2016/5/9/chartex" xmlns:cx4="http://schemas.microsoft.com/office/drawing/2016/5/10/chartex" xmlns:cx5="http://schemas.microsoft.com/office/drawing/2016/5/11/chartex" xmlns:cx6="http://schemas.microsoft.com/office/drawing/2016/5/12/chartex" xmlns:cx7="http://schemas.microsoft.com/office/drawing/2016/5/13/chartex" xmlns:cx8="http://schemas.microsoft.com/office/drawing/2016/5/14/chartex" xmlns:mc="http://schemas.openxmlformats.org/markup-compatibility/2006" xmlns:aink="http://schemas.microsoft.com/office/drawing/2016/ink" xmlns:am3d="http://schemas.microsoft.com/office/drawing/2017/model3d" xmlns:o="urn:schemas-microsoft-com:office:office" xmlns:r="http://schemas.openxmlformats.org/officeDocument/2006/relationships" xmlns:m="http://schemas.openxmlformats.org/officeDocument/2006/math" xmlns:v="urn:schemas-microsoft-com:vml" xmlns:wp14="http://schemas.microsoft.com/office/word/2010/wordprocessingDrawing" xmlns:wp="http://schemas.openxmlformats.org/drawingml/2006/wordprocessingDrawing" xmlns:w10="urn:schemas-microsoft-com:office:word" xmlns:w="http://schemas.openxmlformats.org/wordprocessingml/2006/main" xmlns:w14="http://schemas.microsoft.com/office/word/2010/wordml" xmlns:w15="http://schemas.microsoft.com/office/word/2012/wordml" xmlns:w16cid="http://schemas.microsoft.com/office/word/2016/wordml/cid" xmlns:w16se="http://schemas.microsoft.com/office/word/2015/wordml/symex" xmlns:wpg="http://schemas.microsoft.com/office/word/2010/wordprocessingGroup" xmlns:wpi="http://schemas.microsoft.com/office/word/2010/wordprocessingInk" xmlns:wne="http://schemas.microsoft.com/office/word/2006/wordml" xmlns:wps="http://schemas.microsoft.com/office/word/2010/wordprocessingShape" mc:Ignorable="w14 w15 w16se w16cid wp14">
+<w:ftr xmlns:wpc="http://schemas.microsoft.com/office/word/2010/wordprocessingCanvas" xmlns:cx="http://schemas.microsoft.com/office/drawing/2014/chartex" xmlns:cx1="http://schemas.microsoft.com/office/drawing/2015/9/8/chartex" xmlns:cx2="http://schemas.microsoft.com/office/drawing/2015/10/21/chartex" xmlns:cx3="http://schemas.microsoft.com/office/drawing/2016/5/9/chartex" xmlns:cx4="http://schemas.microsoft.com/office/drawing/2016/5/10/chartex" xmlns:cx5="http://schemas.microsoft.com/office/drawing/2016/5/11/chartex" xmlns:cx6="http://schemas.microsoft.com/office/drawing/2016/5/12/chartex" xmlns:cx7="http://schemas.microsoft.com/office/drawing/2016/5/13/chartex" xmlns:cx8="http://schemas.microsoft.com/office/drawing/2016/5/14/chartex" xmlns:mc="http://schemas.openxmlformats.org/markup-compatibility/2006" xmlns:aink="http://schemas.microsoft.com/office/drawing/2016/ink" xmlns:am3d="http://schemas.microsoft.com/office/drawing/2017/model3d" xmlns:o="urn:schemas-microsoft-com:office:office" xmlns:oel="http://schemas.microsoft.com/office/2019/extlst" xmlns:r="http://schemas.openxmlformats.org/officeDocument/2006/relationships" xmlns:m="http://schemas.openxmlformats.org/officeDocument/2006/math" xmlns:v="urn:schemas-microsoft-com:vml" xmlns:wp14="http://schemas.microsoft.com/office/word/2010/wordprocessingDrawing" xmlns:wp="http://schemas.openxmlformats.org/drawingml/2006/wordprocessingDrawing" xmlns:w10="urn:schemas-microsoft-com:office:word" xmlns:w="http://schemas.openxmlformats.org/wordprocessingml/2006/main" xmlns:w14="http://schemas.microsoft.com/office/word/2010/wordml" xmlns:w15="http://schemas.microsoft.com/office/word/2012/wordml" xmlns:w16cex="http://schemas.microsoft.com/office/word/2018/wordml/cex" xmlns:w16cid="http://schemas.microsoft.com/office/word/2016/wordml/cid" xmlns:w16="http://schemas.microsoft.com/office/word/2018/wordml" xmlns:w16sdtdh="http://schemas.microsoft.com/office/word/2020/wordml/sdtdatahash" xmlns:w16se="http://schemas.microsoft.com/office/word/2015/wordml/symex" xmlns:wpg="http://schemas.microsoft.com/office/word/2010/wordprocessingGroup" xmlns:wpi="http://schemas.microsoft.com/office/word/2010/wordprocessingInk" xmlns:wne="http://schemas.microsoft.com/office/word/2006/wordml" xmlns:wps="http://schemas.microsoft.com/office/word/2010/wordprocessingShape" mc:Ignorable="w14 w15 w16se w16cid w16 w16cex w16sdtdh wp14">
   <w:sdt>
     <w:sdtPr>
       <w:rPr>
@@ -3142,11 +3089,6 @@
         <w:docPartUnique/>
       </w:docPartObj>
     </w:sdtPr>
-    <w:sdtEndPr>
-      <w:rPr>
-        <w:rStyle w:val="a4"/>
-      </w:rPr>
-    </w:sdtEndPr>
     <w:sdtContent>
       <w:p>
         <w:pPr>
@@ -3200,7 +3142,7 @@
 </file>
 
 <file path=word/footnotes.xml><?xml version="1.0" encoding="utf-8"?>
-<w:footnotes xmlns:wpc="http://schemas.microsoft.com/office/word/2010/wordprocessingCanvas" xmlns:cx="http://schemas.microsoft.com/office/drawing/2014/chartex" xmlns:cx1="http://schemas.microsoft.com/office/drawing/2015/9/8/chartex" xmlns:cx2="http://schemas.microsoft.com/office/drawing/2015/10/21/chartex" xmlns:cx3="http://schemas.microsoft.com/office/drawing/2016/5/9/chartex" xmlns:cx4="http://schemas.microsoft.com/office/drawing/2016/5/10/chartex" xmlns:cx5="http://schemas.microsoft.com/office/drawing/2016/5/11/chartex" xmlns:cx6="http://schemas.microsoft.com/office/drawing/2016/5/12/chartex" xmlns:cx7="http://schemas.microsoft.com/office/drawing/2016/5/13/chartex" xmlns:cx8="http://schemas.microsoft.com/office/drawing/2016/5/14/chartex" xmlns:mc="http://schemas.openxmlformats.org/markup-compatibility/2006" xmlns:aink="http://schemas.microsoft.com/office/drawing/2016/ink" xmlns:am3d="http://schemas.microsoft.com/office/drawing/2017/model3d" xmlns:o="urn:schemas-microsoft-com:office:office" xmlns:r="http://schemas.openxmlformats.org/officeDocument/2006/relationships" xmlns:m="http://schemas.openxmlformats.org/officeDocument/2006/math" xmlns:v="urn:schemas-microsoft-com:vml" xmlns:wp14="http://schemas.microsoft.com/office/word/2010/wordprocessingDrawing" xmlns:wp="http://schemas.openxmlformats.org/drawingml/2006/wordprocessingDrawing" xmlns:w10="urn:schemas-microsoft-com:office:word" xmlns:w="http://schemas.openxmlformats.org/wordprocessingml/2006/main" xmlns:w14="http://schemas.microsoft.com/office/word/2010/wordml" xmlns:w15="http://schemas.microsoft.com/office/word/2012/wordml" xmlns:w16cid="http://schemas.microsoft.com/office/word/2016/wordml/cid" xmlns:w16se="http://schemas.microsoft.com/office/word/2015/wordml/symex" xmlns:wpg="http://schemas.microsoft.com/office/word/2010/wordprocessingGroup" xmlns:wpi="http://schemas.microsoft.com/office/word/2010/wordprocessingInk" xmlns:wne="http://schemas.microsoft.com/office/word/2006/wordml" xmlns:wps="http://schemas.microsoft.com/office/word/2010/wordprocessingShape" mc:Ignorable="w14 w15 w16se w16cid wp14">
+<w:footnotes xmlns:wpc="http://schemas.microsoft.com/office/word/2010/wordprocessingCanvas" xmlns:cx="http://schemas.microsoft.com/office/drawing/2014/chartex" xmlns:cx1="http://schemas.microsoft.com/office/drawing/2015/9/8/chartex" xmlns:cx2="http://schemas.microsoft.com/office/drawing/2015/10/21/chartex" xmlns:cx3="http://schemas.microsoft.com/office/drawing/2016/5/9/chartex" xmlns:cx4="http://schemas.microsoft.com/office/drawing/2016/5/10/chartex" xmlns:cx5="http://schemas.microsoft.com/office/drawing/2016/5/11/chartex" xmlns:cx6="http://schemas.microsoft.com/office/drawing/2016/5/12/chartex" xmlns:cx7="http://schemas.microsoft.com/office/drawing/2016/5/13/chartex" xmlns:cx8="http://schemas.microsoft.com/office/drawing/2016/5/14/chartex" xmlns:mc="http://schemas.openxmlformats.org/markup-compatibility/2006" xmlns:aink="http://schemas.microsoft.com/office/drawing/2016/ink" xmlns:am3d="http://schemas.microsoft.com/office/drawing/2017/model3d" xmlns:o="urn:schemas-microsoft-com:office:office" xmlns:oel="http://schemas.microsoft.com/office/2019/extlst" xmlns:r="http://schemas.openxmlformats.org/officeDocument/2006/relationships" xmlns:m="http://schemas.openxmlformats.org/officeDocument/2006/math" xmlns:v="urn:schemas-microsoft-com:vml" xmlns:wp14="http://schemas.microsoft.com/office/word/2010/wordprocessingDrawing" xmlns:wp="http://schemas.openxmlformats.org/drawingml/2006/wordprocessingDrawing" xmlns:w10="urn:schemas-microsoft-com:office:word" xmlns:w="http://schemas.openxmlformats.org/wordprocessingml/2006/main" xmlns:w14="http://schemas.microsoft.com/office/word/2010/wordml" xmlns:w15="http://schemas.microsoft.com/office/word/2012/wordml" xmlns:w16cex="http://schemas.microsoft.com/office/word/2018/wordml/cex" xmlns:w16cid="http://schemas.microsoft.com/office/word/2016/wordml/cid" xmlns:w16="http://schemas.microsoft.com/office/word/2018/wordml" xmlns:w16sdtdh="http://schemas.microsoft.com/office/word/2020/wordml/sdtdatahash" xmlns:w16se="http://schemas.microsoft.com/office/word/2015/wordml/symex" xmlns:wpg="http://schemas.microsoft.com/office/word/2010/wordprocessingGroup" xmlns:wpi="http://schemas.microsoft.com/office/word/2010/wordprocessingInk" xmlns:wne="http://schemas.microsoft.com/office/word/2006/wordml" xmlns:wps="http://schemas.microsoft.com/office/word/2010/wordprocessingShape" mc:Ignorable="w14 w15 w16se w16cid w16 w16cex w16sdtdh wp14">
   <w:footnote w:type="separator" w:id="-1">
     <w:p>
       <w:r>
@@ -3219,7 +3161,7 @@
 </file>
 
 <file path=word/numbering.xml><?xml version="1.0" encoding="utf-8"?>
-<w:numbering xmlns:wpc="http://schemas.microsoft.com/office/word/2010/wordprocessingCanvas" xmlns:cx="http://schemas.microsoft.com/office/drawing/2014/chartex" xmlns:cx1="http://schemas.microsoft.com/office/drawing/2015/9/8/chartex" xmlns:cx2="http://schemas.microsoft.com/office/drawing/2015/10/21/chartex" xmlns:cx3="http://schemas.microsoft.com/office/drawing/2016/5/9/chartex" xmlns:cx4="http://schemas.microsoft.com/office/drawing/2016/5/10/chartex" xmlns:cx5="http://schemas.microsoft.com/office/drawing/2016/5/11/chartex" xmlns:cx6="http://schemas.microsoft.com/office/drawing/2016/5/12/chartex" xmlns:cx7="http://schemas.microsoft.com/office/drawing/2016/5/13/chartex" xmlns:cx8="http://schemas.microsoft.com/office/drawing/2016/5/14/chartex" xmlns:mc="http://schemas.openxmlformats.org/markup-compatibility/2006" xmlns:aink="http://schemas.microsoft.com/office/drawing/2016/ink" xmlns:am3d="http://schemas.microsoft.com/office/drawing/2017/model3d" xmlns:o="urn:schemas-microsoft-com:office:office" xmlns:r="http://schemas.openxmlformats.org/officeDocument/2006/relationships" xmlns:m="http://schemas.openxmlformats.org/officeDocument/2006/math" xmlns:v="urn:schemas-microsoft-com:vml" xmlns:wp14="http://schemas.microsoft.com/office/word/2010/wordprocessingDrawing" xmlns:wp="http://schemas.openxmlformats.org/drawingml/2006/wordprocessingDrawing" xmlns:w10="urn:schemas-microsoft-com:office:word" xmlns:w="http://schemas.openxmlformats.org/wordprocessingml/2006/main" xmlns:w14="http://schemas.microsoft.com/office/word/2010/wordml" xmlns:w15="http://schemas.microsoft.com/office/word/2012/wordml" xmlns:w16cid="http://schemas.microsoft.com/office/word/2016/wordml/cid" xmlns:w16se="http://schemas.microsoft.com/office/word/2015/wordml/symex" xmlns:wpg="http://schemas.microsoft.com/office/word/2010/wordprocessingGroup" xmlns:wpi="http://schemas.microsoft.com/office/word/2010/wordprocessingInk" xmlns:wne="http://schemas.microsoft.com/office/word/2006/wordml" xmlns:wps="http://schemas.microsoft.com/office/word/2010/wordprocessingShape" mc:Ignorable="w14 w15 w16se w16cid wp14">
+<w:numbering xmlns:wpc="http://schemas.microsoft.com/office/word/2010/wordprocessingCanvas" xmlns:cx="http://schemas.microsoft.com/office/drawing/2014/chartex" xmlns:cx1="http://schemas.microsoft.com/office/drawing/2015/9/8/chartex" xmlns:cx2="http://schemas.microsoft.com/office/drawing/2015/10/21/chartex" xmlns:cx3="http://schemas.microsoft.com/office/drawing/2016/5/9/chartex" xmlns:cx4="http://schemas.microsoft.com/office/drawing/2016/5/10/chartex" xmlns:cx5="http://schemas.microsoft.com/office/drawing/2016/5/11/chartex" xmlns:cx6="http://schemas.microsoft.com/office/drawing/2016/5/12/chartex" xmlns:cx7="http://schemas.microsoft.com/office/drawing/2016/5/13/chartex" xmlns:cx8="http://schemas.microsoft.com/office/drawing/2016/5/14/chartex" xmlns:mc="http://schemas.openxmlformats.org/markup-compatibility/2006" xmlns:aink="http://schemas.microsoft.com/office/drawing/2016/ink" xmlns:am3d="http://schemas.microsoft.com/office/drawing/2017/model3d" xmlns:o="urn:schemas-microsoft-com:office:office" xmlns:oel="http://schemas.microsoft.com/office/2019/extlst" xmlns:r="http://schemas.openxmlformats.org/officeDocument/2006/relationships" xmlns:m="http://schemas.openxmlformats.org/officeDocument/2006/math" xmlns:v="urn:schemas-microsoft-com:vml" xmlns:wp14="http://schemas.microsoft.com/office/word/2010/wordprocessingDrawing" xmlns:wp="http://schemas.openxmlformats.org/drawingml/2006/wordprocessingDrawing" xmlns:w10="urn:schemas-microsoft-com:office:word" xmlns:w="http://schemas.openxmlformats.org/wordprocessingml/2006/main" xmlns:w14="http://schemas.microsoft.com/office/word/2010/wordml" xmlns:w15="http://schemas.microsoft.com/office/word/2012/wordml" xmlns:w16cex="http://schemas.microsoft.com/office/word/2018/wordml/cex" xmlns:w16cid="http://schemas.microsoft.com/office/word/2016/wordml/cid" xmlns:w16="http://schemas.microsoft.com/office/word/2018/wordml" xmlns:w16sdtdh="http://schemas.microsoft.com/office/word/2020/wordml/sdtdatahash" xmlns:w16se="http://schemas.microsoft.com/office/word/2015/wordml/symex" xmlns:wpg="http://schemas.microsoft.com/office/word/2010/wordprocessingGroup" xmlns:wpi="http://schemas.microsoft.com/office/word/2010/wordprocessingInk" xmlns:wne="http://schemas.microsoft.com/office/word/2006/wordml" xmlns:wps="http://schemas.microsoft.com/office/word/2010/wordprocessingShape" mc:Ignorable="w14 w15 w16se w16cid w16 w16cex w16sdtdh wp14">
   <w:abstractNum w:abstractNumId="0" w15:restartNumberingAfterBreak="0">
     <w:nsid w:val="15396499"/>
     <w:multiLevelType w:val="hybridMultilevel"/>
@@ -3574,23 +3516,23 @@
       </w:pPr>
     </w:lvl>
   </w:abstractNum>
-  <w:num w:numId="1">
+  <w:num w:numId="1" w16cid:durableId="578252566">
     <w:abstractNumId w:val="3"/>
   </w:num>
-  <w:num w:numId="2">
+  <w:num w:numId="2" w16cid:durableId="329144285">
     <w:abstractNumId w:val="1"/>
   </w:num>
-  <w:num w:numId="3">
+  <w:num w:numId="3" w16cid:durableId="1556427803">
     <w:abstractNumId w:val="2"/>
   </w:num>
-  <w:num w:numId="4">
+  <w:num w:numId="4" w16cid:durableId="1996450715">
     <w:abstractNumId w:val="0"/>
   </w:num>
 </w:numbering>
 </file>
 
 <file path=word/styles.xml><?xml version="1.0" encoding="utf-8"?>
-<w:styles xmlns:mc="http://schemas.openxmlformats.org/markup-compatibility/2006" xmlns:r="http://schemas.openxmlformats.org/officeDocument/2006/relationships" xmlns:w="http://schemas.openxmlformats.org/wordprocessingml/2006/main" xmlns:w14="http://schemas.microsoft.com/office/word/2010/wordml" xmlns:w15="http://schemas.microsoft.com/office/word/2012/wordml" xmlns:w16cid="http://schemas.microsoft.com/office/word/2016/wordml/cid" xmlns:w16se="http://schemas.microsoft.com/office/word/2015/wordml/symex" mc:Ignorable="w14 w15 w16se w16cid">
+<w:styles xmlns:mc="http://schemas.openxmlformats.org/markup-compatibility/2006" xmlns:r="http://schemas.openxmlformats.org/officeDocument/2006/relationships" xmlns:w="http://schemas.openxmlformats.org/wordprocessingml/2006/main" xmlns:w14="http://schemas.microsoft.com/office/word/2010/wordml" xmlns:w15="http://schemas.microsoft.com/office/word/2012/wordml" xmlns:w16cex="http://schemas.microsoft.com/office/word/2018/wordml/cex" xmlns:w16cid="http://schemas.microsoft.com/office/word/2016/wordml/cid" xmlns:w16="http://schemas.microsoft.com/office/word/2018/wordml" xmlns:w16sdtdh="http://schemas.microsoft.com/office/word/2020/wordml/sdtdatahash" xmlns:w16se="http://schemas.microsoft.com/office/word/2015/wordml/symex" mc:Ignorable="w14 w15 w16se w16cid w16 w16cex w16sdtdh">
   <w:docDefaults>
     <w:rPrDefault>
       <w:rPr>
@@ -3600,7 +3542,7 @@
     </w:rPrDefault>
     <w:pPrDefault/>
   </w:docDefaults>
-  <w:latentStyles w:defLockedState="0" w:defUIPriority="0" w:defSemiHidden="0" w:defUnhideWhenUsed="0" w:defQFormat="0" w:count="375">
+  <w:latentStyles w:defLockedState="0" w:defUIPriority="0" w:defSemiHidden="0" w:defUnhideWhenUsed="0" w:defQFormat="0" w:count="376">
     <w:lsdException w:name="Normal" w:qFormat="1"/>
     <w:lsdException w:name="heading 1" w:uiPriority="9" w:qFormat="1"/>
     <w:lsdException w:name="heading 2" w:semiHidden="1" w:unhideWhenUsed="1" w:qFormat="1"/>
@@ -3883,6 +3825,7 @@
     <w:lsdException w:name="Smart Hyperlink" w:semiHidden="1" w:uiPriority="99" w:unhideWhenUsed="1"/>
     <w:lsdException w:name="Hashtag" w:semiHidden="1" w:uiPriority="99" w:unhideWhenUsed="1"/>
     <w:lsdException w:name="Unresolved Mention" w:semiHidden="1" w:uiPriority="99" w:unhideWhenUsed="1"/>
+    <w:lsdException w:name="Smart Link" w:semiHidden="1" w:uiPriority="99" w:unhideWhenUsed="1"/>
   </w:latentStyles>
   <w:style w:type="paragraph" w:default="1" w:styleId="a">
     <w:name w:val="Normal"/>
@@ -3921,6 +3864,7 @@
   <w:style w:type="character" w:default="1" w:styleId="a0">
     <w:name w:val="Default Paragraph Font"/>
     <w:uiPriority w:val="1"/>
+    <w:semiHidden/>
     <w:unhideWhenUsed/>
   </w:style>
   <w:style w:type="table" w:default="1" w:styleId="a1">
